--- a/Інтелектуальний аналіз даних/lab9-10/Новий Microsoft Word Document.docx
+++ b/Інтелектуальний аналіз даних/lab9-10/Новий Microsoft Word Document.docx
@@ -4,7 +4,7 @@
   <w:body>
     <w:p>
       <w:pPr>
-        <w:spacing w:before="100" w:beforeAutospacing="1" w:after="100" w:afterAutospacing="1" w:line="360" w:lineRule="auto"/>
+        <w:spacing w:after="0" w:line="360" w:lineRule="auto"/>
         <w:outlineLvl w:val="3"/>
         <w:rPr>
           <w:rFonts w:ascii="Times New Roman" w:eastAsia="Times New Roman" w:hAnsi="Times New Roman" w:cs="Times New Roman"/>
@@ -29,7 +29,7 @@
     </w:p>
     <w:p>
       <w:pPr>
-        <w:spacing w:before="100" w:beforeAutospacing="1" w:after="100" w:afterAutospacing="1" w:line="360" w:lineRule="auto"/>
+        <w:spacing w:after="0" w:line="360" w:lineRule="auto"/>
         <w:rPr>
           <w:rFonts w:ascii="Times New Roman" w:eastAsia="Times New Roman" w:hAnsi="Times New Roman" w:cs="Times New Roman"/>
           <w:sz w:val="28"/>
@@ -141,9 +141,11 @@
     </w:p>
     <w:p>
       <w:pPr>
-        <w:spacing w:beforeAutospacing="1" w:after="100" w:afterAutospacing="1" w:line="360" w:lineRule="auto"/>
-        <w:rPr>
-          <w:rFonts w:ascii="Times New Roman" w:eastAsia="Times New Roman" w:hAnsi="Times New Roman" w:cs="Times New Roman"/>
+        <w:spacing w:after="0" w:line="360" w:lineRule="auto"/>
+        <w:rPr>
+          <w:rStyle w:val="a4"/>
+          <w:rFonts w:ascii="Times New Roman" w:eastAsia="Times New Roman" w:hAnsi="Times New Roman" w:cs="Times New Roman"/>
+          <w:color w:val="auto"/>
           <w:sz w:val="28"/>
           <w:szCs w:val="28"/>
           <w:lang w:eastAsia="uk-UA"/>
@@ -154,6 +156,7 @@
           <w:rPr>
             <w:rStyle w:val="a4"/>
             <w:rFonts w:ascii="Times New Roman" w:eastAsia="Times New Roman" w:hAnsi="Times New Roman" w:cs="Times New Roman"/>
+            <w:color w:val="auto"/>
             <w:sz w:val="28"/>
             <w:szCs w:val="28"/>
             <w:lang w:eastAsia="uk-UA"/>
@@ -164,7 +167,19 @@
     </w:p>
     <w:p>
       <w:pPr>
-        <w:spacing w:before="100" w:beforeAutospacing="1" w:after="100" w:afterAutospacing="1" w:line="360" w:lineRule="auto"/>
+        <w:spacing w:after="0" w:line="360" w:lineRule="auto"/>
+        <w:rPr>
+          <w:rFonts w:ascii="Times New Roman" w:eastAsia="Times New Roman" w:hAnsi="Times New Roman" w:cs="Times New Roman"/>
+          <w:sz w:val="28"/>
+          <w:szCs w:val="28"/>
+          <w:u w:val="single"/>
+          <w:lang w:eastAsia="uk-UA"/>
+        </w:rPr>
+      </w:pPr>
+    </w:p>
+    <w:p>
+      <w:pPr>
+        <w:spacing w:after="0" w:line="360" w:lineRule="auto"/>
         <w:outlineLvl w:val="3"/>
         <w:rPr>
           <w:rFonts w:ascii="Times New Roman" w:eastAsia="Times New Roman" w:hAnsi="Times New Roman" w:cs="Times New Roman"/>
@@ -241,7 +256,7 @@
           <w:ilvl w:val="0"/>
           <w:numId w:val="1"/>
         </w:numPr>
-        <w:spacing w:before="100" w:beforeAutospacing="1" w:after="100" w:afterAutospacing="1" w:line="360" w:lineRule="auto"/>
+        <w:spacing w:after="0" w:line="360" w:lineRule="auto"/>
         <w:rPr>
           <w:rFonts w:ascii="Times New Roman" w:eastAsia="Times New Roman" w:hAnsi="Times New Roman" w:cs="Times New Roman"/>
           <w:sz w:val="28"/>
@@ -265,7 +280,7 @@
           <w:ilvl w:val="0"/>
           <w:numId w:val="1"/>
         </w:numPr>
-        <w:spacing w:before="100" w:beforeAutospacing="1" w:after="100" w:afterAutospacing="1" w:line="360" w:lineRule="auto"/>
+        <w:spacing w:after="0" w:line="360" w:lineRule="auto"/>
         <w:rPr>
           <w:rFonts w:ascii="Times New Roman" w:eastAsia="Times New Roman" w:hAnsi="Times New Roman" w:cs="Times New Roman"/>
           <w:sz w:val="28"/>
@@ -369,7 +384,7 @@
           <w:ilvl w:val="0"/>
           <w:numId w:val="1"/>
         </w:numPr>
-        <w:spacing w:before="100" w:beforeAutospacing="1" w:after="100" w:afterAutospacing="1" w:line="360" w:lineRule="auto"/>
+        <w:spacing w:after="0" w:line="360" w:lineRule="auto"/>
         <w:rPr>
           <w:rFonts w:ascii="Times New Roman" w:eastAsia="Times New Roman" w:hAnsi="Times New Roman" w:cs="Times New Roman"/>
           <w:sz w:val="28"/>
@@ -393,7 +408,7 @@
           <w:ilvl w:val="0"/>
           <w:numId w:val="1"/>
         </w:numPr>
-        <w:spacing w:before="100" w:beforeAutospacing="1" w:after="100" w:afterAutospacing="1" w:line="360" w:lineRule="auto"/>
+        <w:spacing w:after="0" w:line="360" w:lineRule="auto"/>
         <w:rPr>
           <w:rFonts w:ascii="Times New Roman" w:eastAsia="Times New Roman" w:hAnsi="Times New Roman" w:cs="Times New Roman"/>
           <w:sz w:val="28"/>
@@ -437,7 +452,7 @@
           <w:ilvl w:val="0"/>
           <w:numId w:val="1"/>
         </w:numPr>
-        <w:spacing w:before="100" w:beforeAutospacing="1" w:after="100" w:afterAutospacing="1" w:line="360" w:lineRule="auto"/>
+        <w:spacing w:after="0" w:line="360" w:lineRule="auto"/>
         <w:rPr>
           <w:rFonts w:ascii="Times New Roman" w:eastAsia="Times New Roman" w:hAnsi="Times New Roman" w:cs="Times New Roman"/>
           <w:sz w:val="28"/>
@@ -461,7 +476,7 @@
           <w:ilvl w:val="0"/>
           <w:numId w:val="1"/>
         </w:numPr>
-        <w:spacing w:before="100" w:beforeAutospacing="1" w:after="100" w:afterAutospacing="1" w:line="360" w:lineRule="auto"/>
+        <w:spacing w:after="0" w:line="360" w:lineRule="auto"/>
         <w:rPr>
           <w:rFonts w:ascii="Times New Roman" w:eastAsia="Times New Roman" w:hAnsi="Times New Roman" w:cs="Times New Roman"/>
           <w:sz w:val="28"/>
@@ -505,7 +520,7 @@
           <w:ilvl w:val="0"/>
           <w:numId w:val="1"/>
         </w:numPr>
-        <w:spacing w:before="100" w:beforeAutospacing="1" w:after="100" w:afterAutospacing="1" w:line="360" w:lineRule="auto"/>
+        <w:spacing w:after="0" w:line="360" w:lineRule="auto"/>
         <w:rPr>
           <w:rFonts w:ascii="Times New Roman" w:eastAsia="Times New Roman" w:hAnsi="Times New Roman" w:cs="Times New Roman"/>
           <w:sz w:val="28"/>
@@ -529,7 +544,7 @@
           <w:ilvl w:val="0"/>
           <w:numId w:val="1"/>
         </w:numPr>
-        <w:spacing w:before="100" w:beforeAutospacing="1" w:after="100" w:afterAutospacing="1" w:line="360" w:lineRule="auto"/>
+        <w:spacing w:after="0" w:line="360" w:lineRule="auto"/>
         <w:rPr>
           <w:rFonts w:ascii="Times New Roman" w:eastAsia="Times New Roman" w:hAnsi="Times New Roman" w:cs="Times New Roman"/>
           <w:sz w:val="28"/>
@@ -549,7 +564,18 @@
     </w:p>
     <w:p>
       <w:pPr>
-        <w:spacing w:before="100" w:beforeAutospacing="1" w:after="100" w:afterAutospacing="1" w:line="360" w:lineRule="auto"/>
+        <w:spacing w:after="0" w:line="360" w:lineRule="auto"/>
+        <w:rPr>
+          <w:rFonts w:ascii="Times New Roman" w:eastAsia="Times New Roman" w:hAnsi="Times New Roman" w:cs="Times New Roman"/>
+          <w:sz w:val="28"/>
+          <w:szCs w:val="28"/>
+          <w:lang w:eastAsia="uk-UA"/>
+        </w:rPr>
+      </w:pPr>
+    </w:p>
+    <w:p>
+      <w:pPr>
+        <w:spacing w:after="0" w:line="360" w:lineRule="auto"/>
         <w:outlineLvl w:val="3"/>
         <w:rPr>
           <w:rFonts w:ascii="Times New Roman" w:eastAsia="Times New Roman" w:hAnsi="Times New Roman" w:cs="Times New Roman"/>
@@ -574,7 +600,7 @@
     </w:p>
     <w:p>
       <w:pPr>
-        <w:spacing w:before="100" w:beforeAutospacing="1" w:after="100" w:afterAutospacing="1" w:line="360" w:lineRule="auto"/>
+        <w:spacing w:after="0" w:line="360" w:lineRule="auto"/>
         <w:rPr>
           <w:rFonts w:ascii="Times New Roman" w:eastAsia="Times New Roman" w:hAnsi="Times New Roman" w:cs="Times New Roman"/>
           <w:sz w:val="28"/>
@@ -598,7 +624,7 @@
           <w:ilvl w:val="0"/>
           <w:numId w:val="2"/>
         </w:numPr>
-        <w:spacing w:before="100" w:beforeAutospacing="1" w:after="100" w:afterAutospacing="1" w:line="360" w:lineRule="auto"/>
+        <w:spacing w:after="0" w:line="360" w:lineRule="auto"/>
         <w:rPr>
           <w:rFonts w:ascii="Times New Roman" w:eastAsia="Times New Roman" w:hAnsi="Times New Roman" w:cs="Times New Roman"/>
           <w:sz w:val="28"/>
@@ -710,7 +736,7 @@
           <w:ilvl w:val="0"/>
           <w:numId w:val="2"/>
         </w:numPr>
-        <w:spacing w:before="100" w:beforeAutospacing="1" w:after="100" w:afterAutospacing="1" w:line="360" w:lineRule="auto"/>
+        <w:spacing w:after="0" w:line="360" w:lineRule="auto"/>
         <w:rPr>
           <w:rFonts w:ascii="Times New Roman" w:eastAsia="Times New Roman" w:hAnsi="Times New Roman" w:cs="Times New Roman"/>
           <w:sz w:val="28"/>
@@ -774,7 +800,7 @@
           <w:ilvl w:val="0"/>
           <w:numId w:val="2"/>
         </w:numPr>
-        <w:spacing w:before="100" w:beforeAutospacing="1" w:after="100" w:afterAutospacing="1" w:line="360" w:lineRule="auto"/>
+        <w:spacing w:after="0" w:line="360" w:lineRule="auto"/>
         <w:rPr>
           <w:rFonts w:ascii="Times New Roman" w:eastAsia="Times New Roman" w:hAnsi="Times New Roman" w:cs="Times New Roman"/>
           <w:sz w:val="28"/>
@@ -798,7 +824,7 @@
           <w:ilvl w:val="0"/>
           <w:numId w:val="2"/>
         </w:numPr>
-        <w:spacing w:before="100" w:beforeAutospacing="1" w:after="100" w:afterAutospacing="1" w:line="360" w:lineRule="auto"/>
+        <w:spacing w:after="0" w:line="360" w:lineRule="auto"/>
         <w:rPr>
           <w:rFonts w:ascii="Times New Roman" w:eastAsia="Times New Roman" w:hAnsi="Times New Roman" w:cs="Times New Roman"/>
           <w:sz w:val="28"/>
@@ -818,37 +844,37 @@
     </w:p>
     <w:p>
       <w:pPr>
-        <w:spacing w:before="100" w:beforeAutospacing="1" w:after="100" w:afterAutospacing="1" w:line="360" w:lineRule="auto"/>
-        <w:rPr>
-          <w:rFonts w:ascii="Times New Roman" w:eastAsia="Times New Roman" w:hAnsi="Times New Roman" w:cs="Times New Roman"/>
-          <w:sz w:val="28"/>
-          <w:szCs w:val="28"/>
-          <w:lang w:val="ru-RU" w:eastAsia="uk-UA"/>
-        </w:rPr>
-      </w:pPr>
-      <w:r>
-        <w:rPr>
-          <w:rFonts w:ascii="Times New Roman" w:eastAsia="Times New Roman" w:hAnsi="Times New Roman" w:cs="Times New Roman"/>
-          <w:sz w:val="28"/>
-          <w:szCs w:val="28"/>
-          <w:lang w:val="ru-RU" w:eastAsia="uk-UA"/>
-        </w:rPr>
-        <w:t xml:space="preserve">Приклад: </w:t>
-      </w:r>
-    </w:p>
-    <w:p>
-      <w:pPr>
         <w:pStyle w:val="2"/>
-        <w:spacing w:line="360" w:lineRule="auto"/>
+        <w:spacing w:before="0" w:line="360" w:lineRule="auto"/>
         <w:rPr>
           <w:rFonts w:ascii="Times New Roman" w:hAnsi="Times New Roman" w:cs="Times New Roman"/>
-          <w:sz w:val="28"/>
-          <w:szCs w:val="28"/>
-        </w:rPr>
-      </w:pPr>
-      <w:r>
+          <w:b/>
+          <w:bCs/>
+          <w:color w:val="auto"/>
+          <w:sz w:val="28"/>
+          <w:szCs w:val="28"/>
+        </w:rPr>
+      </w:pPr>
+    </w:p>
+    <w:p>
+      <w:pPr>
+        <w:pStyle w:val="2"/>
+        <w:spacing w:before="0" w:line="360" w:lineRule="auto"/>
         <w:rPr>
           <w:rFonts w:ascii="Times New Roman" w:hAnsi="Times New Roman" w:cs="Times New Roman"/>
+          <w:b/>
+          <w:bCs/>
+          <w:color w:val="auto"/>
+          <w:sz w:val="28"/>
+          <w:szCs w:val="28"/>
+        </w:rPr>
+      </w:pPr>
+      <w:r>
+        <w:rPr>
+          <w:rFonts w:ascii="Times New Roman" w:hAnsi="Times New Roman" w:cs="Times New Roman"/>
+          <w:b/>
+          <w:bCs/>
+          <w:color w:val="auto"/>
           <w:sz w:val="28"/>
           <w:szCs w:val="28"/>
         </w:rPr>
@@ -858,51 +884,56 @@
     <w:p>
       <w:pPr>
         <w:pStyle w:val="a6"/>
-        <w:spacing w:line="360" w:lineRule="auto"/>
-        <w:rPr>
-          <w:sz w:val="28"/>
-          <w:szCs w:val="28"/>
-        </w:rPr>
-      </w:pPr>
-      <w:r>
-        <w:rPr>
-          <w:sz w:val="28"/>
-          <w:szCs w:val="28"/>
-        </w:rPr>
-        <w:t xml:space="preserve">Відомо доходи (неофіційні) молодих сімей, які проживають окремо від батьків та родичів у різних містах України (табл. 1). Необхідно визначити основні </w:t>
-      </w:r>
-      <w:r>
-        <w:rPr>
+        <w:spacing w:before="0" w:beforeAutospacing="0" w:after="0" w:afterAutospacing="0" w:line="360" w:lineRule="auto"/>
+        <w:rPr>
+          <w:sz w:val="28"/>
+          <w:szCs w:val="28"/>
+        </w:rPr>
+      </w:pPr>
+      <w:r>
+        <w:rPr>
+          <w:sz w:val="28"/>
+          <w:szCs w:val="28"/>
+        </w:rPr>
+        <w:t>Відомо доходи (неофіційні) молодих сімей, які проживають окремо від батьків та родичів у різних містах України (табл. 1). Необхідно визначити основні числові характеристики та знайти довірчий інтервал для середнього доходу при рівні надійності 0.93.</w:t>
+      </w:r>
+    </w:p>
+    <w:p>
+      <w:pPr>
+        <w:pStyle w:val="a6"/>
+        <w:spacing w:before="0" w:beforeAutospacing="0" w:after="0" w:afterAutospacing="0" w:line="360" w:lineRule="auto"/>
+        <w:rPr>
+          <w:sz w:val="28"/>
+          <w:szCs w:val="28"/>
+        </w:rPr>
+      </w:pPr>
+    </w:p>
+    <w:p>
+      <w:pPr>
+        <w:pStyle w:val="3"/>
+        <w:spacing w:before="0" w:line="360" w:lineRule="auto"/>
+        <w:rPr>
+          <w:rFonts w:ascii="Times New Roman" w:hAnsi="Times New Roman" w:cs="Times New Roman"/>
+          <w:color w:val="auto"/>
+          <w:sz w:val="28"/>
+          <w:szCs w:val="28"/>
+        </w:rPr>
+      </w:pPr>
+      <w:r>
+        <w:rPr>
+          <w:rFonts w:ascii="Times New Roman" w:hAnsi="Times New Roman" w:cs="Times New Roman"/>
+          <w:color w:val="auto"/>
           <w:sz w:val="28"/>
           <w:szCs w:val="28"/>
         </w:rPr>
         <w:lastRenderedPageBreak/>
-        <w:t>числові характеристики та знайти довірчий інтервал для середнього доходу при рівні надійності 0.93.</w:t>
-      </w:r>
-    </w:p>
-    <w:p>
-      <w:pPr>
-        <w:pStyle w:val="3"/>
-        <w:spacing w:line="360" w:lineRule="auto"/>
-        <w:rPr>
-          <w:rFonts w:ascii="Times New Roman" w:hAnsi="Times New Roman" w:cs="Times New Roman"/>
-          <w:sz w:val="28"/>
-          <w:szCs w:val="28"/>
-        </w:rPr>
-      </w:pPr>
-      <w:r>
-        <w:rPr>
-          <w:rFonts w:ascii="Times New Roman" w:hAnsi="Times New Roman" w:cs="Times New Roman"/>
-          <w:sz w:val="28"/>
-          <w:szCs w:val="28"/>
-        </w:rPr>
         <w:t>Таблиця 1 – Доходи молодих сімей, грн</w:t>
       </w:r>
     </w:p>
     <w:p>
       <w:pPr>
         <w:pStyle w:val="a6"/>
-        <w:spacing w:line="360" w:lineRule="auto"/>
+        <w:spacing w:before="0" w:beforeAutospacing="0" w:after="0" w:afterAutospacing="0" w:line="360" w:lineRule="auto"/>
         <w:rPr>
           <w:sz w:val="28"/>
           <w:szCs w:val="28"/>
@@ -950,10 +981,21 @@
     </w:p>
     <w:p>
       <w:pPr>
+        <w:pStyle w:val="a6"/>
+        <w:spacing w:before="0" w:beforeAutospacing="0" w:after="0" w:afterAutospacing="0" w:line="360" w:lineRule="auto"/>
+        <w:rPr>
+          <w:sz w:val="28"/>
+          <w:szCs w:val="28"/>
+        </w:rPr>
+      </w:pPr>
+    </w:p>
+    <w:p>
+      <w:pPr>
         <w:pStyle w:val="3"/>
-        <w:spacing w:line="360" w:lineRule="auto"/>
+        <w:spacing w:before="0" w:line="360" w:lineRule="auto"/>
         <w:rPr>
           <w:rFonts w:ascii="Times New Roman" w:hAnsi="Times New Roman" w:cs="Times New Roman"/>
+          <w:color w:val="auto"/>
           <w:sz w:val="28"/>
           <w:szCs w:val="28"/>
         </w:rPr>
@@ -961,6 +1003,7 @@
       <w:r>
         <w:rPr>
           <w:rFonts w:ascii="Times New Roman" w:hAnsi="Times New Roman" w:cs="Times New Roman"/>
+          <w:color w:val="auto"/>
           <w:sz w:val="28"/>
           <w:szCs w:val="28"/>
         </w:rPr>
@@ -974,7 +1017,7 @@
           <w:ilvl w:val="0"/>
           <w:numId w:val="3"/>
         </w:numPr>
-        <w:spacing w:line="360" w:lineRule="auto"/>
+        <w:spacing w:before="0" w:beforeAutospacing="0" w:after="0" w:afterAutospacing="0" w:line="360" w:lineRule="auto"/>
         <w:rPr>
           <w:sz w:val="28"/>
           <w:szCs w:val="28"/>
@@ -1012,7 +1055,7 @@
           <w:ilvl w:val="0"/>
           <w:numId w:val="3"/>
         </w:numPr>
-        <w:spacing w:line="360" w:lineRule="auto"/>
+        <w:spacing w:before="0" w:beforeAutospacing="0" w:after="0" w:afterAutospacing="0" w:line="360" w:lineRule="auto"/>
         <w:rPr>
           <w:sz w:val="28"/>
           <w:szCs w:val="28"/>
@@ -1066,7 +1109,7 @@
           <w:ilvl w:val="0"/>
           <w:numId w:val="3"/>
         </w:numPr>
-        <w:spacing w:line="360" w:lineRule="auto"/>
+        <w:spacing w:before="0" w:beforeAutospacing="0" w:after="0" w:afterAutospacing="0" w:line="360" w:lineRule="auto"/>
         <w:rPr>
           <w:sz w:val="28"/>
           <w:szCs w:val="28"/>
@@ -1141,7 +1184,7 @@
           <w:ilvl w:val="0"/>
           <w:numId w:val="3"/>
         </w:numPr>
-        <w:spacing w:line="360" w:lineRule="auto"/>
+        <w:spacing w:before="0" w:beforeAutospacing="0" w:after="0" w:afterAutospacing="0" w:line="360" w:lineRule="auto"/>
         <w:rPr>
           <w:sz w:val="28"/>
           <w:szCs w:val="28"/>
@@ -1195,7 +1238,7 @@
           <w:ilvl w:val="0"/>
           <w:numId w:val="3"/>
         </w:numPr>
-        <w:spacing w:line="360" w:lineRule="auto"/>
+        <w:spacing w:before="0" w:beforeAutospacing="0" w:after="0" w:afterAutospacing="0" w:line="360" w:lineRule="auto"/>
         <w:rPr>
           <w:sz w:val="28"/>
           <w:szCs w:val="28"/>
@@ -1231,7 +1274,7 @@
           <w:ilvl w:val="0"/>
           <w:numId w:val="3"/>
         </w:numPr>
-        <w:spacing w:line="360" w:lineRule="auto"/>
+        <w:spacing w:before="0" w:beforeAutospacing="0" w:after="0" w:afterAutospacing="0" w:line="360" w:lineRule="auto"/>
         <w:rPr>
           <w:sz w:val="28"/>
           <w:szCs w:val="28"/>
@@ -1279,7 +1322,7 @@
     <w:p>
       <w:pPr>
         <w:pStyle w:val="a6"/>
-        <w:spacing w:line="360" w:lineRule="auto"/>
+        <w:spacing w:before="0" w:beforeAutospacing="0" w:after="0" w:afterAutospacing="0" w:line="360" w:lineRule="auto"/>
         <w:rPr>
           <w:sz w:val="28"/>
           <w:szCs w:val="28"/>
@@ -1332,7 +1375,7 @@
     </w:p>
     <w:p>
       <w:pPr>
-        <w:spacing w:line="360" w:lineRule="auto"/>
+        <w:spacing w:after="0" w:line="360" w:lineRule="auto"/>
         <w:rPr>
           <w:rFonts w:ascii="Times New Roman" w:hAnsi="Times New Roman" w:cs="Times New Roman"/>
           <w:sz w:val="28"/>
@@ -1343,9 +1386,10 @@
     <w:p>
       <w:pPr>
         <w:pStyle w:val="3"/>
-        <w:spacing w:line="360" w:lineRule="auto"/>
+        <w:spacing w:before="0" w:line="360" w:lineRule="auto"/>
         <w:rPr>
           <w:rFonts w:ascii="Times New Roman" w:hAnsi="Times New Roman" w:cs="Times New Roman"/>
+          <w:color w:val="auto"/>
           <w:sz w:val="28"/>
           <w:szCs w:val="28"/>
         </w:rPr>
@@ -1353,6 +1397,7 @@
       <w:r>
         <w:rPr>
           <w:rFonts w:ascii="Times New Roman" w:hAnsi="Times New Roman" w:cs="Times New Roman"/>
+          <w:color w:val="auto"/>
           <w:sz w:val="28"/>
           <w:szCs w:val="28"/>
         </w:rPr>
@@ -1362,6 +1407,7 @@
       <w:r>
         <w:rPr>
           <w:rFonts w:ascii="Times New Roman" w:hAnsi="Times New Roman" w:cs="Times New Roman"/>
+          <w:color w:val="auto"/>
           <w:sz w:val="28"/>
           <w:szCs w:val="28"/>
         </w:rPr>
@@ -1371,6 +1417,7 @@
       <w:r>
         <w:rPr>
           <w:rFonts w:ascii="Times New Roman" w:hAnsi="Times New Roman" w:cs="Times New Roman"/>
+          <w:color w:val="auto"/>
           <w:sz w:val="28"/>
           <w:szCs w:val="28"/>
         </w:rPr>
@@ -1380,6 +1427,7 @@
       <w:r>
         <w:rPr>
           <w:rFonts w:ascii="Times New Roman" w:hAnsi="Times New Roman" w:cs="Times New Roman"/>
+          <w:color w:val="auto"/>
           <w:sz w:val="28"/>
           <w:szCs w:val="28"/>
         </w:rPr>
@@ -1389,6 +1437,7 @@
       <w:r>
         <w:rPr>
           <w:rFonts w:ascii="Times New Roman" w:hAnsi="Times New Roman" w:cs="Times New Roman"/>
+          <w:color w:val="auto"/>
           <w:sz w:val="28"/>
           <w:szCs w:val="28"/>
         </w:rPr>
@@ -1402,7 +1451,7 @@
           <w:ilvl w:val="0"/>
           <w:numId w:val="4"/>
         </w:numPr>
-        <w:spacing w:line="360" w:lineRule="auto"/>
+        <w:spacing w:before="0" w:beforeAutospacing="0" w:after="0" w:afterAutospacing="0" w:line="360" w:lineRule="auto"/>
         <w:rPr>
           <w:sz w:val="28"/>
           <w:szCs w:val="28"/>
@@ -1495,7 +1544,7 @@
           <w:ilvl w:val="0"/>
           <w:numId w:val="4"/>
         </w:numPr>
-        <w:spacing w:line="360" w:lineRule="auto"/>
+        <w:spacing w:before="0" w:beforeAutospacing="0" w:after="0" w:afterAutospacing="0" w:line="360" w:lineRule="auto"/>
         <w:rPr>
           <w:sz w:val="28"/>
           <w:szCs w:val="28"/>
@@ -1575,7 +1624,7 @@
           <w:ilvl w:val="0"/>
           <w:numId w:val="4"/>
         </w:numPr>
-        <w:spacing w:line="360" w:lineRule="auto"/>
+        <w:spacing w:before="0" w:beforeAutospacing="0" w:after="0" w:afterAutospacing="0" w:line="360" w:lineRule="auto"/>
         <w:rPr>
           <w:sz w:val="28"/>
           <w:szCs w:val="28"/>
@@ -1628,7 +1677,7 @@
           <w:ilvl w:val="0"/>
           <w:numId w:val="4"/>
         </w:numPr>
-        <w:spacing w:line="360" w:lineRule="auto"/>
+        <w:spacing w:before="0" w:beforeAutospacing="0" w:after="0" w:afterAutospacing="0" w:line="360" w:lineRule="auto"/>
         <w:rPr>
           <w:sz w:val="28"/>
           <w:szCs w:val="28"/>
@@ -1664,7 +1713,7 @@
           <w:ilvl w:val="0"/>
           <w:numId w:val="4"/>
         </w:numPr>
-        <w:spacing w:line="360" w:lineRule="auto"/>
+        <w:spacing w:before="0" w:beforeAutospacing="0" w:after="0" w:afterAutospacing="0" w:line="360" w:lineRule="auto"/>
         <w:rPr>
           <w:sz w:val="28"/>
           <w:szCs w:val="28"/>
@@ -1700,18 +1749,17 @@
           <w:ilvl w:val="0"/>
           <w:numId w:val="4"/>
         </w:numPr>
-        <w:spacing w:line="360" w:lineRule="auto"/>
-        <w:rPr>
-          <w:sz w:val="28"/>
-          <w:szCs w:val="28"/>
-        </w:rPr>
-      </w:pPr>
-      <w:r>
-        <w:rPr>
-          <w:sz w:val="28"/>
-          <w:szCs w:val="28"/>
-        </w:rPr>
-        <w:lastRenderedPageBreak/>
+        <w:spacing w:before="0" w:beforeAutospacing="0" w:after="0" w:afterAutospacing="0" w:line="360" w:lineRule="auto"/>
+        <w:rPr>
+          <w:sz w:val="28"/>
+          <w:szCs w:val="28"/>
+        </w:rPr>
+      </w:pPr>
+      <w:r>
+        <w:rPr>
+          <w:sz w:val="28"/>
+          <w:szCs w:val="28"/>
+        </w:rPr>
         <w:t xml:space="preserve">Натиснути </w:t>
       </w:r>
       <w:proofErr w:type="spellStart"/>
@@ -1759,7 +1807,7 @@
     <w:p>
       <w:pPr>
         <w:pStyle w:val="a6"/>
-        <w:spacing w:line="360" w:lineRule="auto"/>
+        <w:spacing w:before="0" w:beforeAutospacing="0" w:after="0" w:afterAutospacing="0" w:line="360" w:lineRule="auto"/>
         <w:rPr>
           <w:sz w:val="28"/>
           <w:szCs w:val="28"/>
@@ -1812,7 +1860,7 @@
     </w:p>
     <w:p>
       <w:pPr>
-        <w:spacing w:line="360" w:lineRule="auto"/>
+        <w:spacing w:after="0" w:line="360" w:lineRule="auto"/>
         <w:rPr>
           <w:rFonts w:ascii="Times New Roman" w:hAnsi="Times New Roman" w:cs="Times New Roman"/>
           <w:sz w:val="28"/>
@@ -1823,9 +1871,10 @@
     <w:p>
       <w:pPr>
         <w:pStyle w:val="3"/>
-        <w:spacing w:line="360" w:lineRule="auto"/>
+        <w:spacing w:before="0" w:line="360" w:lineRule="auto"/>
         <w:rPr>
           <w:rFonts w:ascii="Times New Roman" w:hAnsi="Times New Roman" w:cs="Times New Roman"/>
+          <w:color w:val="auto"/>
           <w:sz w:val="28"/>
           <w:szCs w:val="28"/>
         </w:rPr>
@@ -1833,9 +1882,11 @@
       <w:r>
         <w:rPr>
           <w:rFonts w:ascii="Times New Roman" w:hAnsi="Times New Roman" w:cs="Times New Roman"/>
-          <w:sz w:val="28"/>
-          <w:szCs w:val="28"/>
-        </w:rPr>
+          <w:color w:val="auto"/>
+          <w:sz w:val="28"/>
+          <w:szCs w:val="28"/>
+        </w:rPr>
+        <w:lastRenderedPageBreak/>
         <w:t>Спосіб 3: Частоти</w:t>
       </w:r>
     </w:p>
@@ -1846,7 +1897,7 @@
           <w:ilvl w:val="0"/>
           <w:numId w:val="5"/>
         </w:numPr>
-        <w:spacing w:line="360" w:lineRule="auto"/>
+        <w:spacing w:before="0" w:beforeAutospacing="0" w:after="0" w:afterAutospacing="0" w:line="360" w:lineRule="auto"/>
         <w:rPr>
           <w:sz w:val="28"/>
           <w:szCs w:val="28"/>
@@ -1921,7 +1972,7 @@
           <w:ilvl w:val="0"/>
           <w:numId w:val="5"/>
         </w:numPr>
-        <w:spacing w:line="360" w:lineRule="auto"/>
+        <w:spacing w:before="0" w:beforeAutospacing="0" w:after="0" w:afterAutospacing="0" w:line="360" w:lineRule="auto"/>
         <w:rPr>
           <w:sz w:val="28"/>
           <w:szCs w:val="28"/>
@@ -1958,7 +2009,7 @@
           <w:ilvl w:val="0"/>
           <w:numId w:val="5"/>
         </w:numPr>
-        <w:spacing w:line="360" w:lineRule="auto"/>
+        <w:spacing w:before="0" w:beforeAutospacing="0" w:after="0" w:afterAutospacing="0" w:line="360" w:lineRule="auto"/>
         <w:rPr>
           <w:sz w:val="28"/>
           <w:szCs w:val="28"/>
@@ -1994,7 +2045,7 @@
           <w:ilvl w:val="0"/>
           <w:numId w:val="5"/>
         </w:numPr>
-        <w:spacing w:line="360" w:lineRule="auto"/>
+        <w:spacing w:before="0" w:beforeAutospacing="0" w:after="0" w:afterAutospacing="0" w:line="360" w:lineRule="auto"/>
         <w:rPr>
           <w:sz w:val="28"/>
           <w:szCs w:val="28"/>
@@ -2026,7 +2077,7 @@
     <w:p>
       <w:pPr>
         <w:pStyle w:val="a6"/>
-        <w:spacing w:line="360" w:lineRule="auto"/>
+        <w:spacing w:before="0" w:beforeAutospacing="0" w:after="0" w:afterAutospacing="0" w:line="360" w:lineRule="auto"/>
         <w:rPr>
           <w:sz w:val="28"/>
           <w:szCs w:val="28"/>
@@ -2079,7 +2130,7 @@
     </w:p>
     <w:p>
       <w:pPr>
-        <w:spacing w:line="360" w:lineRule="auto"/>
+        <w:spacing w:after="0" w:line="360" w:lineRule="auto"/>
         <w:rPr>
           <w:rFonts w:ascii="Times New Roman" w:hAnsi="Times New Roman" w:cs="Times New Roman"/>
           <w:sz w:val="28"/>
@@ -2090,9 +2141,10 @@
     <w:p>
       <w:pPr>
         <w:pStyle w:val="3"/>
-        <w:spacing w:line="360" w:lineRule="auto"/>
+        <w:spacing w:before="0" w:line="360" w:lineRule="auto"/>
         <w:rPr>
           <w:rFonts w:ascii="Times New Roman" w:hAnsi="Times New Roman" w:cs="Times New Roman"/>
+          <w:color w:val="auto"/>
           <w:sz w:val="28"/>
           <w:szCs w:val="28"/>
         </w:rPr>
@@ -2100,6 +2152,7 @@
       <w:r>
         <w:rPr>
           <w:rFonts w:ascii="Times New Roman" w:hAnsi="Times New Roman" w:cs="Times New Roman"/>
+          <w:color w:val="auto"/>
           <w:sz w:val="28"/>
           <w:szCs w:val="28"/>
         </w:rPr>
@@ -2113,7 +2166,7 @@
           <w:ilvl w:val="0"/>
           <w:numId w:val="6"/>
         </w:numPr>
-        <w:spacing w:line="360" w:lineRule="auto"/>
+        <w:spacing w:before="0" w:beforeAutospacing="0" w:after="0" w:afterAutospacing="0" w:line="360" w:lineRule="auto"/>
         <w:rPr>
           <w:sz w:val="28"/>
           <w:szCs w:val="28"/>
@@ -2224,7 +2277,7 @@
           <w:ilvl w:val="0"/>
           <w:numId w:val="6"/>
         </w:numPr>
-        <w:spacing w:line="360" w:lineRule="auto"/>
+        <w:spacing w:before="0" w:beforeAutospacing="0" w:after="0" w:afterAutospacing="0" w:line="360" w:lineRule="auto"/>
         <w:rPr>
           <w:sz w:val="28"/>
           <w:szCs w:val="28"/>
@@ -2261,7 +2314,7 @@
           <w:ilvl w:val="0"/>
           <w:numId w:val="6"/>
         </w:numPr>
-        <w:spacing w:line="360" w:lineRule="auto"/>
+        <w:spacing w:before="0" w:beforeAutospacing="0" w:after="0" w:afterAutospacing="0" w:line="360" w:lineRule="auto"/>
         <w:rPr>
           <w:sz w:val="28"/>
           <w:szCs w:val="28"/>
@@ -2314,7 +2367,7 @@
           <w:ilvl w:val="0"/>
           <w:numId w:val="6"/>
         </w:numPr>
-        <w:spacing w:line="360" w:lineRule="auto"/>
+        <w:spacing w:before="0" w:beforeAutospacing="0" w:after="0" w:afterAutospacing="0" w:line="360" w:lineRule="auto"/>
         <w:rPr>
           <w:sz w:val="28"/>
           <w:szCs w:val="28"/>
@@ -2346,7 +2399,7 @@
     <w:p>
       <w:pPr>
         <w:pStyle w:val="a6"/>
-        <w:spacing w:line="360" w:lineRule="auto"/>
+        <w:spacing w:before="0" w:beforeAutospacing="0" w:after="0" w:afterAutospacing="0" w:line="360" w:lineRule="auto"/>
         <w:rPr>
           <w:sz w:val="28"/>
           <w:szCs w:val="28"/>
@@ -2399,29 +2452,18 @@
     </w:p>
     <w:p>
       <w:pPr>
-        <w:spacing w:before="100" w:beforeAutospacing="1" w:after="100" w:afterAutospacing="1" w:line="360" w:lineRule="auto"/>
-        <w:rPr>
-          <w:rFonts w:ascii="Times New Roman" w:eastAsia="Times New Roman" w:hAnsi="Times New Roman" w:cs="Times New Roman"/>
-          <w:sz w:val="28"/>
-          <w:szCs w:val="28"/>
-          <w:lang w:eastAsia="uk-UA"/>
-        </w:rPr>
-      </w:pPr>
-    </w:p>
-    <w:p>
-      <w:pPr>
-        <w:spacing w:before="100" w:beforeAutospacing="1" w:after="100" w:afterAutospacing="1" w:line="360" w:lineRule="auto"/>
-        <w:rPr>
-          <w:rFonts w:ascii="Times New Roman" w:eastAsia="Times New Roman" w:hAnsi="Times New Roman" w:cs="Times New Roman"/>
-          <w:sz w:val="28"/>
-          <w:szCs w:val="28"/>
-          <w:lang w:eastAsia="uk-UA"/>
-        </w:rPr>
-      </w:pPr>
-    </w:p>
-    <w:p>
-      <w:pPr>
-        <w:spacing w:before="100" w:beforeAutospacing="1" w:after="100" w:afterAutospacing="1" w:line="360" w:lineRule="auto"/>
+        <w:spacing w:after="0" w:line="360" w:lineRule="auto"/>
+        <w:rPr>
+          <w:rFonts w:ascii="Times New Roman" w:eastAsia="Times New Roman" w:hAnsi="Times New Roman" w:cs="Times New Roman"/>
+          <w:sz w:val="28"/>
+          <w:szCs w:val="28"/>
+          <w:lang w:eastAsia="uk-UA"/>
+        </w:rPr>
+      </w:pPr>
+    </w:p>
+    <w:p>
+      <w:pPr>
+        <w:spacing w:after="0" w:line="360" w:lineRule="auto"/>
         <w:rPr>
           <w:rFonts w:ascii="Times New Roman" w:eastAsia="Times New Roman" w:hAnsi="Times New Roman" w:cs="Times New Roman"/>
           <w:sz w:val="28"/>
@@ -2433,92 +2475,212 @@
     <w:p>
       <w:pPr>
         <w:pStyle w:val="2"/>
-      </w:pPr>
-      <w:r>
-        <w:lastRenderedPageBreak/>
+        <w:spacing w:before="0" w:line="360" w:lineRule="auto"/>
+        <w:jc w:val="center"/>
+        <w:rPr>
+          <w:rFonts w:ascii="Times New Roman" w:hAnsi="Times New Roman" w:cs="Times New Roman"/>
+          <w:b/>
+          <w:bCs/>
+          <w:color w:val="auto"/>
+          <w:sz w:val="28"/>
+          <w:szCs w:val="28"/>
+        </w:rPr>
+      </w:pPr>
+      <w:r>
+        <w:rPr>
+          <w:rFonts w:ascii="Times New Roman" w:hAnsi="Times New Roman" w:cs="Times New Roman"/>
+          <w:b/>
+          <w:bCs/>
+          <w:color w:val="auto"/>
+          <w:sz w:val="28"/>
+          <w:szCs w:val="28"/>
+        </w:rPr>
         <w:t>Індивідуальне завдання (Варіант 4)</w:t>
       </w:r>
     </w:p>
     <w:p>
       <w:pPr>
         <w:pStyle w:val="a6"/>
-      </w:pPr>
-      <w:r>
-        <w:rPr>
-          <w:rStyle w:val="a3"/>
+        <w:spacing w:before="0" w:beforeAutospacing="0" w:after="0" w:afterAutospacing="0" w:line="360" w:lineRule="auto"/>
+        <w:rPr>
+          <w:sz w:val="28"/>
+          <w:szCs w:val="28"/>
+        </w:rPr>
+      </w:pPr>
+      <w:r>
+        <w:rPr>
+          <w:rStyle w:val="a3"/>
+          <w:sz w:val="28"/>
+          <w:szCs w:val="28"/>
         </w:rPr>
         <w:t>Умова:</w:t>
       </w:r>
       <w:r>
+        <w:rPr>
+          <w:sz w:val="28"/>
+          <w:szCs w:val="28"/>
+        </w:rPr>
         <w:t xml:space="preserve"> Необхідно самостійно сформулювати задачу, зібрати дані (до 30 значень), побудувати інтервальний статистичний ряд та знайти всі можливі числові характеристики за допомогою SPSS.</w:t>
       </w:r>
     </w:p>
     <w:p>
       <w:pPr>
+        <w:pStyle w:val="a6"/>
+        <w:spacing w:before="0" w:beforeAutospacing="0" w:after="0" w:afterAutospacing="0" w:line="360" w:lineRule="auto"/>
+        <w:rPr>
+          <w:sz w:val="28"/>
+          <w:szCs w:val="28"/>
+        </w:rPr>
+      </w:pPr>
+    </w:p>
+    <w:p>
+      <w:pPr>
         <w:pStyle w:val="3"/>
-      </w:pPr>
-      <w:r>
+        <w:spacing w:before="0" w:line="360" w:lineRule="auto"/>
+        <w:rPr>
+          <w:rFonts w:ascii="Times New Roman" w:hAnsi="Times New Roman" w:cs="Times New Roman"/>
+          <w:b/>
+          <w:bCs/>
+          <w:color w:val="auto"/>
+          <w:sz w:val="28"/>
+          <w:szCs w:val="28"/>
+        </w:rPr>
+      </w:pPr>
+      <w:r>
+        <w:rPr>
+          <w:rFonts w:ascii="Times New Roman" w:hAnsi="Times New Roman" w:cs="Times New Roman"/>
+          <w:b/>
+          <w:bCs/>
+          <w:color w:val="auto"/>
+          <w:sz w:val="28"/>
+          <w:szCs w:val="28"/>
+        </w:rPr>
         <w:t>Постановка задачі</w:t>
       </w:r>
     </w:p>
+    <w:p/>
     <w:p>
       <w:pPr>
         <w:pStyle w:val="a6"/>
-      </w:pPr>
-      <w:r>
-        <w:rPr>
-          <w:rStyle w:val="a3"/>
-        </w:rPr>
-        <w:t>Приклад:</w:t>
-      </w:r>
-      <w:r>
-        <w:t xml:space="preserve"> Дослідимо витрати студентів на харчування протягом одного тижня. Опитано 30 студентів. Дані наведено у таблиці нижче.</w:t>
+        <w:spacing w:before="0" w:beforeAutospacing="0" w:after="0" w:afterAutospacing="0" w:line="360" w:lineRule="auto"/>
+        <w:rPr>
+          <w:sz w:val="28"/>
+          <w:szCs w:val="28"/>
+        </w:rPr>
+      </w:pPr>
+      <w:r>
+        <w:rPr>
+          <w:sz w:val="28"/>
+          <w:szCs w:val="28"/>
+        </w:rPr>
+        <w:t>Дослідимо витрати студентів на харчування протягом одного тижня. Опитано 30 студентів. Дані наведено у таблиці нижче.</w:t>
       </w:r>
     </w:p>
     <w:p>
       <w:pPr>
         <w:pStyle w:val="3"/>
-      </w:pPr>
-      <w:r>
+        <w:spacing w:before="0" w:line="360" w:lineRule="auto"/>
+        <w:rPr>
+          <w:rFonts w:ascii="Times New Roman" w:hAnsi="Times New Roman" w:cs="Times New Roman"/>
+          <w:color w:val="auto"/>
+          <w:sz w:val="28"/>
+          <w:szCs w:val="28"/>
+        </w:rPr>
+      </w:pPr>
+      <w:r>
+        <w:rPr>
+          <w:rFonts w:ascii="Times New Roman" w:hAnsi="Times New Roman" w:cs="Times New Roman"/>
+          <w:color w:val="auto"/>
+          <w:sz w:val="28"/>
+          <w:szCs w:val="28"/>
+        </w:rPr>
         <w:t>Таблиця 4 – Витрати студентів на харчування за тиждень, грн</w:t>
       </w:r>
     </w:p>
     <w:p>
       <w:pPr>
         <w:pStyle w:val="a6"/>
-      </w:pPr>
-      <w:r>
+        <w:spacing w:before="0" w:beforeAutospacing="0" w:after="0" w:afterAutospacing="0" w:line="360" w:lineRule="auto"/>
+        <w:rPr>
+          <w:sz w:val="28"/>
+          <w:szCs w:val="28"/>
+        </w:rPr>
+      </w:pPr>
+      <w:r>
+        <w:rPr>
+          <w:sz w:val="28"/>
+          <w:szCs w:val="28"/>
+        </w:rPr>
         <w:t>740, 820, 695, 760, 810, 900</w:t>
       </w:r>
       <w:r>
+        <w:rPr>
+          <w:sz w:val="28"/>
+          <w:szCs w:val="28"/>
+        </w:rPr>
         <w:br/>
         <w:t>730, 815, 675, 880, 790, 840</w:t>
       </w:r>
       <w:r>
+        <w:rPr>
+          <w:sz w:val="28"/>
+          <w:szCs w:val="28"/>
+        </w:rPr>
         <w:br/>
+      </w:r>
+      <w:r>
+        <w:rPr>
+          <w:sz w:val="28"/>
+          <w:szCs w:val="28"/>
+        </w:rPr>
+        <w:lastRenderedPageBreak/>
         <w:t>710, 750, 805, 785, 875, 920</w:t>
       </w:r>
       <w:r>
+        <w:rPr>
+          <w:sz w:val="28"/>
+          <w:szCs w:val="28"/>
+        </w:rPr>
         <w:br/>
         <w:t>700, 810, 765, 830, 795, 865</w:t>
       </w:r>
       <w:r>
+        <w:rPr>
+          <w:sz w:val="28"/>
+          <w:szCs w:val="28"/>
+        </w:rPr>
         <w:br/>
         <w:t>720, 810, 780, 850, 800, 890</w:t>
       </w:r>
     </w:p>
     <w:p>
-      <w:r>
-        <w:pict w14:anchorId="08CE9129">
-          <v:rect id="_x0000_i1037" style="width:0;height:1.5pt" o:hralign="center" o:hrstd="t" o:hr="t" fillcolor="#a0a0a0" stroked="f"/>
-        </w:pict>
-      </w:r>
+      <w:pPr>
+        <w:spacing w:after="0" w:line="360" w:lineRule="auto"/>
+        <w:rPr>
+          <w:rFonts w:ascii="Times New Roman" w:hAnsi="Times New Roman" w:cs="Times New Roman"/>
+          <w:sz w:val="28"/>
+          <w:szCs w:val="28"/>
+        </w:rPr>
+      </w:pPr>
     </w:p>
     <w:p>
       <w:pPr>
         <w:pStyle w:val="3"/>
-      </w:pPr>
-      <w:r>
+        <w:spacing w:before="0" w:line="360" w:lineRule="auto"/>
+        <w:rPr>
+          <w:rFonts w:ascii="Times New Roman" w:hAnsi="Times New Roman" w:cs="Times New Roman"/>
+          <w:color w:val="auto"/>
+          <w:sz w:val="28"/>
+          <w:szCs w:val="28"/>
+        </w:rPr>
+      </w:pPr>
+      <w:r>
+        <w:rPr>
+          <w:rFonts w:ascii="Times New Roman" w:hAnsi="Times New Roman" w:cs="Times New Roman"/>
+          <w:color w:val="auto"/>
+          <w:sz w:val="28"/>
+          <w:szCs w:val="28"/>
+        </w:rPr>
         <w:t>Спосіб 1: Описові статистики</w:t>
       </w:r>
     </w:p>
@@ -2529,19 +2691,34 @@
           <w:ilvl w:val="0"/>
           <w:numId w:val="7"/>
         </w:numPr>
-      </w:pPr>
-      <w:r>
+        <w:spacing w:before="0" w:beforeAutospacing="0" w:after="0" w:afterAutospacing="0" w:line="360" w:lineRule="auto"/>
+        <w:rPr>
+          <w:sz w:val="28"/>
+          <w:szCs w:val="28"/>
+        </w:rPr>
+      </w:pPr>
+      <w:r>
+        <w:rPr>
+          <w:sz w:val="28"/>
+          <w:szCs w:val="28"/>
+        </w:rPr>
         <w:t xml:space="preserve">У вкладці </w:t>
       </w:r>
       <w:proofErr w:type="spellStart"/>
       <w:r>
         <w:rPr>
           <w:rStyle w:val="a3"/>
+          <w:sz w:val="28"/>
+          <w:szCs w:val="28"/>
         </w:rPr>
         <w:t>Данные</w:t>
       </w:r>
       <w:proofErr w:type="spellEnd"/>
       <w:r>
+        <w:rPr>
+          <w:sz w:val="28"/>
+          <w:szCs w:val="28"/>
+        </w:rPr>
         <w:t xml:space="preserve"> ввести значення в один стовпчик.</w:t>
       </w:r>
     </w:p>
@@ -2552,29 +2729,50 @@
           <w:ilvl w:val="0"/>
           <w:numId w:val="7"/>
         </w:numPr>
-      </w:pPr>
-      <w:r>
+        <w:spacing w:before="0" w:beforeAutospacing="0" w:after="0" w:afterAutospacing="0" w:line="360" w:lineRule="auto"/>
+        <w:rPr>
+          <w:sz w:val="28"/>
+          <w:szCs w:val="28"/>
+        </w:rPr>
+      </w:pPr>
+      <w:r>
+        <w:rPr>
+          <w:sz w:val="28"/>
+          <w:szCs w:val="28"/>
+        </w:rPr>
         <w:t xml:space="preserve">У вкладці </w:t>
       </w:r>
       <w:proofErr w:type="spellStart"/>
       <w:r>
         <w:rPr>
           <w:rStyle w:val="a3"/>
+          <w:sz w:val="28"/>
+          <w:szCs w:val="28"/>
         </w:rPr>
         <w:t>Переменные</w:t>
       </w:r>
       <w:proofErr w:type="spellEnd"/>
       <w:r>
+        <w:rPr>
+          <w:sz w:val="28"/>
+          <w:szCs w:val="28"/>
+        </w:rPr>
         <w:t xml:space="preserve"> надати змінній ім’я: </w:t>
       </w:r>
       <w:r>
         <w:rPr>
           <w:rStyle w:val="HTML"/>
-          <w:rFonts w:eastAsiaTheme="majorEastAsia"/>
+          <w:rFonts w:ascii="Times New Roman" w:eastAsiaTheme="majorEastAsia" w:hAnsi="Times New Roman" w:cs="Times New Roman"/>
+          <w:sz w:val="28"/>
+          <w:szCs w:val="28"/>
         </w:rPr>
         <w:t>Витрати</w:t>
       </w:r>
       <w:r>
+        <w:rPr>
+          <w:sz w:val="28"/>
+          <w:szCs w:val="28"/>
+        </w:rPr>
         <w:t>.</w:t>
       </w:r>
     </w:p>
@@ -2585,14 +2783,25 @@
           <w:ilvl w:val="0"/>
           <w:numId w:val="7"/>
         </w:numPr>
-      </w:pPr>
-      <w:r>
+        <w:spacing w:before="0" w:beforeAutospacing="0" w:after="0" w:afterAutospacing="0" w:line="360" w:lineRule="auto"/>
+        <w:rPr>
+          <w:sz w:val="28"/>
+          <w:szCs w:val="28"/>
+        </w:rPr>
+      </w:pPr>
+      <w:r>
+        <w:rPr>
+          <w:sz w:val="28"/>
+          <w:szCs w:val="28"/>
+        </w:rPr>
         <w:t xml:space="preserve">Обрати меню </w:t>
       </w:r>
       <w:proofErr w:type="spellStart"/>
       <w:r>
         <w:rPr>
           <w:rStyle w:val="a3"/>
+          <w:sz w:val="28"/>
+          <w:szCs w:val="28"/>
         </w:rPr>
         <w:t>Анализ</w:t>
       </w:r>
@@ -2600,6 +2809,8 @@
       <w:r>
         <w:rPr>
           <w:rStyle w:val="a3"/>
+          <w:sz w:val="28"/>
+          <w:szCs w:val="28"/>
         </w:rPr>
         <w:t xml:space="preserve"> → </w:t>
       </w:r>
@@ -2607,6 +2818,8 @@
       <w:r>
         <w:rPr>
           <w:rStyle w:val="a3"/>
+          <w:sz w:val="28"/>
+          <w:szCs w:val="28"/>
         </w:rPr>
         <w:t>Описательные</w:t>
       </w:r>
@@ -2614,6 +2827,8 @@
       <w:r>
         <w:rPr>
           <w:rStyle w:val="a3"/>
+          <w:sz w:val="28"/>
+          <w:szCs w:val="28"/>
         </w:rPr>
         <w:t xml:space="preserve"> статистики → </w:t>
       </w:r>
@@ -2621,6 +2836,8 @@
       <w:r>
         <w:rPr>
           <w:rStyle w:val="a3"/>
+          <w:sz w:val="28"/>
+          <w:szCs w:val="28"/>
         </w:rPr>
         <w:t>Описательные</w:t>
       </w:r>
@@ -2628,6 +2845,8 @@
       <w:r>
         <w:rPr>
           <w:rStyle w:val="a3"/>
+          <w:sz w:val="28"/>
+          <w:szCs w:val="28"/>
         </w:rPr>
         <w:t>...</w:t>
       </w:r>
@@ -2639,29 +2858,50 @@
           <w:ilvl w:val="0"/>
           <w:numId w:val="7"/>
         </w:numPr>
-      </w:pPr>
-      <w:r>
+        <w:spacing w:before="0" w:beforeAutospacing="0" w:after="0" w:afterAutospacing="0" w:line="360" w:lineRule="auto"/>
+        <w:rPr>
+          <w:sz w:val="28"/>
+          <w:szCs w:val="28"/>
+        </w:rPr>
+      </w:pPr>
+      <w:r>
+        <w:rPr>
+          <w:sz w:val="28"/>
+          <w:szCs w:val="28"/>
+        </w:rPr>
         <w:t xml:space="preserve">Перенести змінну </w:t>
       </w:r>
       <w:r>
         <w:rPr>
           <w:rStyle w:val="HTML"/>
-          <w:rFonts w:eastAsiaTheme="majorEastAsia"/>
+          <w:rFonts w:ascii="Times New Roman" w:eastAsiaTheme="majorEastAsia" w:hAnsi="Times New Roman" w:cs="Times New Roman"/>
+          <w:sz w:val="28"/>
+          <w:szCs w:val="28"/>
         </w:rPr>
         <w:t>Витрати</w:t>
       </w:r>
       <w:r>
+        <w:rPr>
+          <w:sz w:val="28"/>
+          <w:szCs w:val="28"/>
+        </w:rPr>
         <w:t xml:space="preserve"> у поле </w:t>
       </w:r>
       <w:proofErr w:type="spellStart"/>
       <w:r>
         <w:rPr>
           <w:rStyle w:val="a3"/>
+          <w:sz w:val="28"/>
+          <w:szCs w:val="28"/>
         </w:rPr>
         <w:t>Переменные</w:t>
       </w:r>
       <w:proofErr w:type="spellEnd"/>
       <w:r>
+        <w:rPr>
+          <w:sz w:val="28"/>
+          <w:szCs w:val="28"/>
+        </w:rPr>
         <w:t>.</w:t>
       </w:r>
     </w:p>
@@ -2672,17 +2912,32 @@
           <w:ilvl w:val="0"/>
           <w:numId w:val="7"/>
         </w:numPr>
-      </w:pPr>
-      <w:r>
+        <w:spacing w:before="0" w:beforeAutospacing="0" w:after="0" w:afterAutospacing="0" w:line="360" w:lineRule="auto"/>
+        <w:rPr>
+          <w:sz w:val="28"/>
+          <w:szCs w:val="28"/>
+        </w:rPr>
+      </w:pPr>
+      <w:r>
+        <w:rPr>
+          <w:sz w:val="28"/>
+          <w:szCs w:val="28"/>
+        </w:rPr>
         <w:t xml:space="preserve">У </w:t>
       </w:r>
       <w:r>
         <w:rPr>
           <w:rStyle w:val="a3"/>
+          <w:sz w:val="28"/>
+          <w:szCs w:val="28"/>
         </w:rPr>
         <w:t>Параметрах</w:t>
       </w:r>
       <w:r>
+        <w:rPr>
+          <w:sz w:val="28"/>
+          <w:szCs w:val="28"/>
+        </w:rPr>
         <w:t xml:space="preserve"> вибрати середнє, медіану, моду, дисперсію, стандартне відхилення тощо.</w:t>
       </w:r>
     </w:p>
@@ -2693,37 +2948,65 @@
           <w:ilvl w:val="0"/>
           <w:numId w:val="7"/>
         </w:numPr>
-      </w:pPr>
-      <w:r>
+        <w:spacing w:before="0" w:beforeAutospacing="0" w:after="0" w:afterAutospacing="0" w:line="360" w:lineRule="auto"/>
+        <w:rPr>
+          <w:sz w:val="28"/>
+          <w:szCs w:val="28"/>
+        </w:rPr>
+      </w:pPr>
+      <w:r>
+        <w:rPr>
+          <w:sz w:val="28"/>
+          <w:szCs w:val="28"/>
+        </w:rPr>
         <w:t xml:space="preserve">Натиснути </w:t>
       </w:r>
       <w:r>
         <w:rPr>
           <w:rStyle w:val="a3"/>
+          <w:sz w:val="28"/>
+          <w:szCs w:val="28"/>
         </w:rPr>
         <w:t>ОК</w:t>
       </w:r>
       <w:r>
+        <w:rPr>
+          <w:sz w:val="28"/>
+          <w:szCs w:val="28"/>
+        </w:rPr>
         <w:t>.</w:t>
       </w:r>
     </w:p>
     <w:p>
       <w:pPr>
         <w:pStyle w:val="a6"/>
+        <w:spacing w:before="0" w:beforeAutospacing="0" w:after="0" w:afterAutospacing="0" w:line="360" w:lineRule="auto"/>
+        <w:rPr>
+          <w:sz w:val="28"/>
+          <w:szCs w:val="28"/>
+        </w:rPr>
       </w:pPr>
       <w:r>
         <w:rPr>
           <w:rFonts w:ascii="Segoe UI Emoji" w:hAnsi="Segoe UI Emoji" w:cs="Segoe UI Emoji"/>
+          <w:sz w:val="28"/>
+          <w:szCs w:val="28"/>
         </w:rPr>
         <w:t>📸</w:t>
       </w:r>
       <w:r>
+        <w:rPr>
+          <w:sz w:val="28"/>
+          <w:szCs w:val="28"/>
+        </w:rPr>
         <w:t xml:space="preserve"> </w:t>
       </w:r>
       <w:r>
         <w:rPr>
           <w:rStyle w:val="a7"/>
           <w:rFonts w:eastAsiaTheme="majorEastAsia"/>
+          <w:sz w:val="28"/>
+          <w:szCs w:val="28"/>
         </w:rPr>
         <w:t xml:space="preserve">Скріншот діалогового вікна + скріншот результатів у </w:t>
       </w:r>
@@ -2732,6 +3015,8 @@
         <w:rPr>
           <w:rStyle w:val="a7"/>
           <w:rFonts w:eastAsiaTheme="majorEastAsia"/>
+          <w:sz w:val="28"/>
+          <w:szCs w:val="28"/>
         </w:rPr>
         <w:t>Output</w:t>
       </w:r>
@@ -2740,34 +3025,70 @@
         <w:rPr>
           <w:rStyle w:val="a7"/>
           <w:rFonts w:eastAsiaTheme="majorEastAsia"/>
+          <w:sz w:val="28"/>
+          <w:szCs w:val="28"/>
         </w:rPr>
         <w:t xml:space="preserve"> вставити тут</w:t>
       </w:r>
     </w:p>
     <w:p>
-      <w:r>
-        <w:pict w14:anchorId="77A3873E">
-          <v:rect id="_x0000_i1038" style="width:0;height:1.5pt" o:hralign="center" o:hrstd="t" o:hr="t" fillcolor="#a0a0a0" stroked="f"/>
-        </w:pict>
-      </w:r>
+      <w:pPr>
+        <w:spacing w:after="0" w:line="360" w:lineRule="auto"/>
+        <w:rPr>
+          <w:rFonts w:ascii="Times New Roman" w:hAnsi="Times New Roman" w:cs="Times New Roman"/>
+          <w:sz w:val="28"/>
+          <w:szCs w:val="28"/>
+        </w:rPr>
+      </w:pPr>
     </w:p>
     <w:p>
       <w:pPr>
         <w:pStyle w:val="3"/>
-      </w:pPr>
-      <w:r>
+        <w:spacing w:before="0" w:line="360" w:lineRule="auto"/>
+        <w:rPr>
+          <w:rFonts w:ascii="Times New Roman" w:hAnsi="Times New Roman" w:cs="Times New Roman"/>
+          <w:color w:val="auto"/>
+          <w:sz w:val="28"/>
+          <w:szCs w:val="28"/>
+        </w:rPr>
+      </w:pPr>
+      <w:r>
+        <w:rPr>
+          <w:rFonts w:ascii="Times New Roman" w:hAnsi="Times New Roman" w:cs="Times New Roman"/>
+          <w:color w:val="auto"/>
+          <w:sz w:val="28"/>
+          <w:szCs w:val="28"/>
+        </w:rPr>
         <w:t xml:space="preserve">Спосіб 2: </w:t>
       </w:r>
       <w:proofErr w:type="spellStart"/>
       <w:r>
+        <w:rPr>
+          <w:rFonts w:ascii="Times New Roman" w:hAnsi="Times New Roman" w:cs="Times New Roman"/>
+          <w:color w:val="auto"/>
+          <w:sz w:val="28"/>
+          <w:szCs w:val="28"/>
+        </w:rPr>
         <w:t>Разведочный</w:t>
       </w:r>
       <w:proofErr w:type="spellEnd"/>
       <w:r>
+        <w:rPr>
+          <w:rFonts w:ascii="Times New Roman" w:hAnsi="Times New Roman" w:cs="Times New Roman"/>
+          <w:color w:val="auto"/>
+          <w:sz w:val="28"/>
+          <w:szCs w:val="28"/>
+        </w:rPr>
         <w:t xml:space="preserve"> </w:t>
       </w:r>
       <w:proofErr w:type="spellStart"/>
       <w:r>
+        <w:rPr>
+          <w:rFonts w:ascii="Times New Roman" w:hAnsi="Times New Roman" w:cs="Times New Roman"/>
+          <w:color w:val="auto"/>
+          <w:sz w:val="28"/>
+          <w:szCs w:val="28"/>
+        </w:rPr>
         <w:t>анализ</w:t>
       </w:r>
       <w:proofErr w:type="spellEnd"/>
@@ -2779,14 +3100,25 @@
           <w:ilvl w:val="0"/>
           <w:numId w:val="8"/>
         </w:numPr>
-      </w:pPr>
-      <w:r>
+        <w:spacing w:before="0" w:beforeAutospacing="0" w:after="0" w:afterAutospacing="0" w:line="360" w:lineRule="auto"/>
+        <w:rPr>
+          <w:sz w:val="28"/>
+          <w:szCs w:val="28"/>
+        </w:rPr>
+      </w:pPr>
+      <w:r>
+        <w:rPr>
+          <w:sz w:val="28"/>
+          <w:szCs w:val="28"/>
+        </w:rPr>
         <w:t xml:space="preserve">Меню </w:t>
       </w:r>
       <w:proofErr w:type="spellStart"/>
       <w:r>
         <w:rPr>
           <w:rStyle w:val="a3"/>
+          <w:sz w:val="28"/>
+          <w:szCs w:val="28"/>
         </w:rPr>
         <w:t>Анализ</w:t>
       </w:r>
@@ -2794,6 +3126,8 @@
       <w:r>
         <w:rPr>
           <w:rStyle w:val="a3"/>
+          <w:sz w:val="28"/>
+          <w:szCs w:val="28"/>
         </w:rPr>
         <w:t xml:space="preserve"> → </w:t>
       </w:r>
@@ -2801,6 +3135,8 @@
       <w:r>
         <w:rPr>
           <w:rStyle w:val="a3"/>
+          <w:sz w:val="28"/>
+          <w:szCs w:val="28"/>
         </w:rPr>
         <w:t>Описательные</w:t>
       </w:r>
@@ -2808,6 +3144,8 @@
       <w:r>
         <w:rPr>
           <w:rStyle w:val="a3"/>
+          <w:sz w:val="28"/>
+          <w:szCs w:val="28"/>
         </w:rPr>
         <w:t xml:space="preserve"> статистики → </w:t>
       </w:r>
@@ -2815,6 +3153,8 @@
       <w:r>
         <w:rPr>
           <w:rStyle w:val="a3"/>
+          <w:sz w:val="28"/>
+          <w:szCs w:val="28"/>
         </w:rPr>
         <w:t>Разведочный</w:t>
       </w:r>
@@ -2822,6 +3162,8 @@
       <w:r>
         <w:rPr>
           <w:rStyle w:val="a3"/>
+          <w:sz w:val="28"/>
+          <w:szCs w:val="28"/>
         </w:rPr>
         <w:t xml:space="preserve"> </w:t>
       </w:r>
@@ -2829,6 +3171,8 @@
       <w:r>
         <w:rPr>
           <w:rStyle w:val="a3"/>
+          <w:sz w:val="28"/>
+          <w:szCs w:val="28"/>
         </w:rPr>
         <w:t>анализ</w:t>
       </w:r>
@@ -2836,6 +3180,8 @@
       <w:r>
         <w:rPr>
           <w:rStyle w:val="a3"/>
+          <w:sz w:val="28"/>
+          <w:szCs w:val="28"/>
         </w:rPr>
         <w:t>...</w:t>
       </w:r>
@@ -2847,23 +3193,40 @@
           <w:ilvl w:val="0"/>
           <w:numId w:val="8"/>
         </w:numPr>
-      </w:pPr>
-      <w:r>
+        <w:spacing w:before="0" w:beforeAutospacing="0" w:after="0" w:afterAutospacing="0" w:line="360" w:lineRule="auto"/>
+        <w:rPr>
+          <w:sz w:val="28"/>
+          <w:szCs w:val="28"/>
+        </w:rPr>
+      </w:pPr>
+      <w:r>
+        <w:rPr>
+          <w:sz w:val="28"/>
+          <w:szCs w:val="28"/>
+        </w:rPr>
         <w:t xml:space="preserve">Змінну </w:t>
       </w:r>
       <w:r>
         <w:rPr>
           <w:rStyle w:val="HTML"/>
-          <w:rFonts w:eastAsiaTheme="majorEastAsia"/>
+          <w:rFonts w:ascii="Times New Roman" w:eastAsiaTheme="majorEastAsia" w:hAnsi="Times New Roman" w:cs="Times New Roman"/>
+          <w:sz w:val="28"/>
+          <w:szCs w:val="28"/>
         </w:rPr>
         <w:t>Витрати</w:t>
       </w:r>
       <w:r>
+        <w:rPr>
+          <w:sz w:val="28"/>
+          <w:szCs w:val="28"/>
+        </w:rPr>
         <w:t xml:space="preserve"> перенести у поле </w:t>
       </w:r>
       <w:r>
         <w:rPr>
           <w:rStyle w:val="a3"/>
+          <w:sz w:val="28"/>
+          <w:szCs w:val="28"/>
         </w:rPr>
         <w:t xml:space="preserve">Список </w:t>
       </w:r>
@@ -2871,6 +3234,8 @@
       <w:r>
         <w:rPr>
           <w:rStyle w:val="a3"/>
+          <w:sz w:val="28"/>
+          <w:szCs w:val="28"/>
         </w:rPr>
         <w:t>зависимых</w:t>
       </w:r>
@@ -2878,6 +3243,8 @@
       <w:r>
         <w:rPr>
           <w:rStyle w:val="a3"/>
+          <w:sz w:val="28"/>
+          <w:szCs w:val="28"/>
         </w:rPr>
         <w:t xml:space="preserve"> </w:t>
       </w:r>
@@ -2885,11 +3252,17 @@
       <w:r>
         <w:rPr>
           <w:rStyle w:val="a3"/>
+          <w:sz w:val="28"/>
+          <w:szCs w:val="28"/>
         </w:rPr>
         <w:t>переменных</w:t>
       </w:r>
       <w:proofErr w:type="spellEnd"/>
       <w:r>
+        <w:rPr>
+          <w:sz w:val="28"/>
+          <w:szCs w:val="28"/>
+        </w:rPr>
         <w:t>.</w:t>
       </w:r>
     </w:p>
@@ -2900,26 +3273,47 @@
           <w:ilvl w:val="0"/>
           <w:numId w:val="8"/>
         </w:numPr>
-      </w:pPr>
-      <w:r>
+        <w:spacing w:before="0" w:beforeAutospacing="0" w:after="0" w:afterAutospacing="0" w:line="360" w:lineRule="auto"/>
+        <w:rPr>
+          <w:sz w:val="28"/>
+          <w:szCs w:val="28"/>
+        </w:rPr>
+      </w:pPr>
+      <w:r>
+        <w:rPr>
+          <w:sz w:val="28"/>
+          <w:szCs w:val="28"/>
+        </w:rPr>
         <w:t xml:space="preserve">Включити опцію </w:t>
       </w:r>
       <w:r>
         <w:rPr>
           <w:rStyle w:val="a3"/>
+          <w:sz w:val="28"/>
+          <w:szCs w:val="28"/>
         </w:rPr>
         <w:t>Статистики</w:t>
       </w:r>
       <w:r>
+        <w:rPr>
+          <w:sz w:val="28"/>
+          <w:szCs w:val="28"/>
+        </w:rPr>
         <w:t xml:space="preserve">, далі натиснути кнопку </w:t>
       </w:r>
       <w:r>
         <w:rPr>
           <w:rStyle w:val="a3"/>
+          <w:sz w:val="28"/>
+          <w:szCs w:val="28"/>
         </w:rPr>
         <w:t>Статистики</w:t>
       </w:r>
       <w:r>
+        <w:rPr>
+          <w:sz w:val="28"/>
+          <w:szCs w:val="28"/>
+        </w:rPr>
         <w:t>.</w:t>
       </w:r>
     </w:p>
@@ -2930,17 +3324,32 @@
           <w:ilvl w:val="0"/>
           <w:numId w:val="8"/>
         </w:numPr>
-      </w:pPr>
-      <w:r>
+        <w:spacing w:before="0" w:beforeAutospacing="0" w:after="0" w:afterAutospacing="0" w:line="360" w:lineRule="auto"/>
+        <w:rPr>
+          <w:sz w:val="28"/>
+          <w:szCs w:val="28"/>
+        </w:rPr>
+      </w:pPr>
+      <w:r>
+        <w:rPr>
+          <w:sz w:val="28"/>
+          <w:szCs w:val="28"/>
+        </w:rPr>
         <w:t xml:space="preserve">Встановити рівень довіри, наприклад, </w:t>
       </w:r>
       <w:r>
         <w:rPr>
           <w:rStyle w:val="a3"/>
+          <w:sz w:val="28"/>
+          <w:szCs w:val="28"/>
         </w:rPr>
         <w:t>95%</w:t>
       </w:r>
       <w:r>
+        <w:rPr>
+          <w:sz w:val="28"/>
+          <w:szCs w:val="28"/>
+        </w:rPr>
         <w:t>.</w:t>
       </w:r>
     </w:p>
@@ -2951,14 +3360,25 @@
           <w:ilvl w:val="0"/>
           <w:numId w:val="8"/>
         </w:numPr>
-      </w:pPr>
-      <w:r>
+        <w:spacing w:before="0" w:beforeAutospacing="0" w:after="0" w:afterAutospacing="0" w:line="360" w:lineRule="auto"/>
+        <w:rPr>
+          <w:sz w:val="28"/>
+          <w:szCs w:val="28"/>
+        </w:rPr>
+      </w:pPr>
+      <w:r>
+        <w:rPr>
+          <w:sz w:val="28"/>
+          <w:szCs w:val="28"/>
+        </w:rPr>
         <w:t xml:space="preserve">Натиснути </w:t>
       </w:r>
       <w:proofErr w:type="spellStart"/>
       <w:r>
         <w:rPr>
           <w:rStyle w:val="a3"/>
+          <w:sz w:val="28"/>
+          <w:szCs w:val="28"/>
         </w:rPr>
         <w:t>Продолжить</w:t>
       </w:r>
@@ -2966,30 +3386,49 @@
       <w:r>
         <w:rPr>
           <w:rStyle w:val="a3"/>
+          <w:sz w:val="28"/>
+          <w:szCs w:val="28"/>
         </w:rPr>
         <w:t xml:space="preserve"> → ОК</w:t>
       </w:r>
       <w:r>
+        <w:rPr>
+          <w:sz w:val="28"/>
+          <w:szCs w:val="28"/>
+        </w:rPr>
         <w:t>.</w:t>
       </w:r>
     </w:p>
     <w:p>
       <w:pPr>
         <w:pStyle w:val="a6"/>
+        <w:spacing w:before="0" w:beforeAutospacing="0" w:after="0" w:afterAutospacing="0" w:line="360" w:lineRule="auto"/>
+        <w:rPr>
+          <w:sz w:val="28"/>
+          <w:szCs w:val="28"/>
+        </w:rPr>
       </w:pPr>
       <w:r>
         <w:rPr>
           <w:rFonts w:ascii="Segoe UI Emoji" w:hAnsi="Segoe UI Emoji" w:cs="Segoe UI Emoji"/>
+          <w:sz w:val="28"/>
+          <w:szCs w:val="28"/>
         </w:rPr>
         <w:t>📸</w:t>
       </w:r>
       <w:r>
+        <w:rPr>
+          <w:sz w:val="28"/>
+          <w:szCs w:val="28"/>
+        </w:rPr>
         <w:t xml:space="preserve"> </w:t>
       </w:r>
       <w:r>
         <w:rPr>
           <w:rStyle w:val="a7"/>
           <w:rFonts w:eastAsiaTheme="majorEastAsia"/>
+          <w:sz w:val="28"/>
+          <w:szCs w:val="28"/>
         </w:rPr>
         <w:t xml:space="preserve">Скріншот діалогового вікна + скріншот результатів у </w:t>
       </w:r>
@@ -2998,6 +3437,8 @@
         <w:rPr>
           <w:rStyle w:val="a7"/>
           <w:rFonts w:eastAsiaTheme="majorEastAsia"/>
+          <w:sz w:val="28"/>
+          <w:szCs w:val="28"/>
         </w:rPr>
         <w:t>Output</w:t>
       </w:r>
@@ -3006,22 +3447,40 @@
         <w:rPr>
           <w:rStyle w:val="a7"/>
           <w:rFonts w:eastAsiaTheme="majorEastAsia"/>
+          <w:sz w:val="28"/>
+          <w:szCs w:val="28"/>
         </w:rPr>
         <w:t xml:space="preserve"> вставити тут</w:t>
       </w:r>
     </w:p>
     <w:p>
-      <w:r>
-        <w:pict w14:anchorId="57883BF3">
-          <v:rect id="_x0000_i1039" style="width:0;height:1.5pt" o:hralign="center" o:hrstd="t" o:hr="t" fillcolor="#a0a0a0" stroked="f"/>
-        </w:pict>
-      </w:r>
+      <w:pPr>
+        <w:spacing w:after="0" w:line="360" w:lineRule="auto"/>
+        <w:rPr>
+          <w:rFonts w:ascii="Times New Roman" w:hAnsi="Times New Roman" w:cs="Times New Roman"/>
+          <w:sz w:val="28"/>
+          <w:szCs w:val="28"/>
+        </w:rPr>
+      </w:pPr>
     </w:p>
     <w:p>
       <w:pPr>
         <w:pStyle w:val="3"/>
-      </w:pPr>
-      <w:r>
+        <w:spacing w:before="0" w:line="360" w:lineRule="auto"/>
+        <w:rPr>
+          <w:rFonts w:ascii="Times New Roman" w:hAnsi="Times New Roman" w:cs="Times New Roman"/>
+          <w:color w:val="auto"/>
+          <w:sz w:val="28"/>
+          <w:szCs w:val="28"/>
+        </w:rPr>
+      </w:pPr>
+      <w:r>
+        <w:rPr>
+          <w:rFonts w:ascii="Times New Roman" w:hAnsi="Times New Roman" w:cs="Times New Roman"/>
+          <w:color w:val="auto"/>
+          <w:sz w:val="28"/>
+          <w:szCs w:val="28"/>
+        </w:rPr>
         <w:t>Спосіб 3: Частоти</w:t>
       </w:r>
     </w:p>
@@ -3032,14 +3491,25 @@
           <w:ilvl w:val="0"/>
           <w:numId w:val="9"/>
         </w:numPr>
-      </w:pPr>
-      <w:r>
+        <w:spacing w:before="0" w:beforeAutospacing="0" w:after="0" w:afterAutospacing="0" w:line="360" w:lineRule="auto"/>
+        <w:rPr>
+          <w:sz w:val="28"/>
+          <w:szCs w:val="28"/>
+        </w:rPr>
+      </w:pPr>
+      <w:r>
+        <w:rPr>
+          <w:sz w:val="28"/>
+          <w:szCs w:val="28"/>
+        </w:rPr>
         <w:t xml:space="preserve">Меню </w:t>
       </w:r>
       <w:proofErr w:type="spellStart"/>
       <w:r>
         <w:rPr>
           <w:rStyle w:val="a3"/>
+          <w:sz w:val="28"/>
+          <w:szCs w:val="28"/>
         </w:rPr>
         <w:t>Анализ</w:t>
       </w:r>
@@ -3047,6 +3517,8 @@
       <w:r>
         <w:rPr>
           <w:rStyle w:val="a3"/>
+          <w:sz w:val="28"/>
+          <w:szCs w:val="28"/>
         </w:rPr>
         <w:t xml:space="preserve"> → </w:t>
       </w:r>
@@ -3054,6 +3526,8 @@
       <w:r>
         <w:rPr>
           <w:rStyle w:val="a3"/>
+          <w:sz w:val="28"/>
+          <w:szCs w:val="28"/>
         </w:rPr>
         <w:t>Описательные</w:t>
       </w:r>
@@ -3061,6 +3535,8 @@
       <w:r>
         <w:rPr>
           <w:rStyle w:val="a3"/>
+          <w:sz w:val="28"/>
+          <w:szCs w:val="28"/>
         </w:rPr>
         <w:t xml:space="preserve"> статистики → </w:t>
       </w:r>
@@ -3068,6 +3544,8 @@
       <w:r>
         <w:rPr>
           <w:rStyle w:val="a3"/>
+          <w:sz w:val="28"/>
+          <w:szCs w:val="28"/>
         </w:rPr>
         <w:t>Частоты</w:t>
       </w:r>
@@ -3075,6 +3553,8 @@
       <w:r>
         <w:rPr>
           <w:rStyle w:val="a3"/>
+          <w:sz w:val="28"/>
+          <w:szCs w:val="28"/>
         </w:rPr>
         <w:t>...</w:t>
       </w:r>
@@ -3086,18 +3566,33 @@
           <w:ilvl w:val="0"/>
           <w:numId w:val="9"/>
         </w:numPr>
-      </w:pPr>
-      <w:r>
+        <w:spacing w:before="0" w:beforeAutospacing="0" w:after="0" w:afterAutospacing="0" w:line="360" w:lineRule="auto"/>
+        <w:rPr>
+          <w:sz w:val="28"/>
+          <w:szCs w:val="28"/>
+        </w:rPr>
+      </w:pPr>
+      <w:r>
+        <w:rPr>
+          <w:sz w:val="28"/>
+          <w:szCs w:val="28"/>
+        </w:rPr>
         <w:t xml:space="preserve">Змінну </w:t>
       </w:r>
       <w:r>
         <w:rPr>
           <w:rStyle w:val="HTML"/>
-          <w:rFonts w:eastAsiaTheme="majorEastAsia"/>
+          <w:rFonts w:ascii="Times New Roman" w:eastAsiaTheme="majorEastAsia" w:hAnsi="Times New Roman" w:cs="Times New Roman"/>
+          <w:sz w:val="28"/>
+          <w:szCs w:val="28"/>
         </w:rPr>
         <w:t>Витрати</w:t>
       </w:r>
       <w:r>
+        <w:rPr>
+          <w:sz w:val="28"/>
+          <w:szCs w:val="28"/>
+        </w:rPr>
         <w:t xml:space="preserve"> перенести у праве поле.</w:t>
       </w:r>
     </w:p>
@@ -3108,17 +3603,32 @@
           <w:ilvl w:val="0"/>
           <w:numId w:val="9"/>
         </w:numPr>
-      </w:pPr>
-      <w:r>
+        <w:spacing w:before="0" w:beforeAutospacing="0" w:after="0" w:afterAutospacing="0" w:line="360" w:lineRule="auto"/>
+        <w:rPr>
+          <w:sz w:val="28"/>
+          <w:szCs w:val="28"/>
+        </w:rPr>
+      </w:pPr>
+      <w:r>
+        <w:rPr>
+          <w:sz w:val="28"/>
+          <w:szCs w:val="28"/>
+        </w:rPr>
         <w:t xml:space="preserve">Натиснути </w:t>
       </w:r>
       <w:r>
         <w:rPr>
           <w:rStyle w:val="a3"/>
+          <w:sz w:val="28"/>
+          <w:szCs w:val="28"/>
         </w:rPr>
         <w:t>Статистики</w:t>
       </w:r>
       <w:r>
+        <w:rPr>
+          <w:sz w:val="28"/>
+          <w:szCs w:val="28"/>
+        </w:rPr>
         <w:t xml:space="preserve"> – обрати середнє, стандартне відхилення тощо.</w:t>
       </w:r>
     </w:p>
@@ -3129,38 +3639,66 @@
           <w:ilvl w:val="0"/>
           <w:numId w:val="9"/>
         </w:numPr>
-      </w:pPr>
-      <w:r>
+        <w:spacing w:before="0" w:beforeAutospacing="0" w:after="0" w:afterAutospacing="0" w:line="360" w:lineRule="auto"/>
+        <w:rPr>
+          <w:sz w:val="28"/>
+          <w:szCs w:val="28"/>
+        </w:rPr>
+      </w:pPr>
+      <w:r>
+        <w:rPr>
+          <w:sz w:val="28"/>
+          <w:szCs w:val="28"/>
+        </w:rPr>
         <w:t xml:space="preserve">Натиснути </w:t>
       </w:r>
       <w:r>
         <w:rPr>
           <w:rStyle w:val="a3"/>
+          <w:sz w:val="28"/>
+          <w:szCs w:val="28"/>
         </w:rPr>
         <w:t>ОК</w:t>
       </w:r>
       <w:r>
+        <w:rPr>
+          <w:sz w:val="28"/>
+          <w:szCs w:val="28"/>
+        </w:rPr>
         <w:t>.</w:t>
       </w:r>
     </w:p>
     <w:p>
       <w:pPr>
         <w:pStyle w:val="a6"/>
+        <w:spacing w:before="0" w:beforeAutospacing="0" w:after="0" w:afterAutospacing="0" w:line="360" w:lineRule="auto"/>
+        <w:rPr>
+          <w:sz w:val="28"/>
+          <w:szCs w:val="28"/>
+        </w:rPr>
       </w:pPr>
       <w:r>
         <w:rPr>
           <w:rFonts w:ascii="Segoe UI Emoji" w:hAnsi="Segoe UI Emoji" w:cs="Segoe UI Emoji"/>
+          <w:sz w:val="28"/>
+          <w:szCs w:val="28"/>
         </w:rPr>
         <w:lastRenderedPageBreak/>
         <w:t>📸</w:t>
       </w:r>
       <w:r>
+        <w:rPr>
+          <w:sz w:val="28"/>
+          <w:szCs w:val="28"/>
+        </w:rPr>
         <w:t xml:space="preserve"> </w:t>
       </w:r>
       <w:r>
         <w:rPr>
           <w:rStyle w:val="a7"/>
           <w:rFonts w:eastAsiaTheme="majorEastAsia"/>
+          <w:sz w:val="28"/>
+          <w:szCs w:val="28"/>
         </w:rPr>
         <w:t xml:space="preserve">Скріншот діалогового вікна + скріншот результатів у </w:t>
       </w:r>
@@ -3169,6 +3707,8 @@
         <w:rPr>
           <w:rStyle w:val="a7"/>
           <w:rFonts w:eastAsiaTheme="majorEastAsia"/>
+          <w:sz w:val="28"/>
+          <w:szCs w:val="28"/>
         </w:rPr>
         <w:t>Output</w:t>
       </w:r>
@@ -3177,22 +3717,40 @@
         <w:rPr>
           <w:rStyle w:val="a7"/>
           <w:rFonts w:eastAsiaTheme="majorEastAsia"/>
+          <w:sz w:val="28"/>
+          <w:szCs w:val="28"/>
         </w:rPr>
         <w:t xml:space="preserve"> вставити тут</w:t>
       </w:r>
     </w:p>
     <w:p>
-      <w:r>
-        <w:pict w14:anchorId="2070BECF">
-          <v:rect id="_x0000_i1040" style="width:0;height:1.5pt" o:hralign="center" o:hrstd="t" o:hr="t" fillcolor="#a0a0a0" stroked="f"/>
-        </w:pict>
-      </w:r>
+      <w:pPr>
+        <w:spacing w:after="0" w:line="360" w:lineRule="auto"/>
+        <w:rPr>
+          <w:rFonts w:ascii="Times New Roman" w:hAnsi="Times New Roman" w:cs="Times New Roman"/>
+          <w:sz w:val="28"/>
+          <w:szCs w:val="28"/>
+        </w:rPr>
+      </w:pPr>
     </w:p>
     <w:p>
       <w:pPr>
         <w:pStyle w:val="3"/>
-      </w:pPr>
-      <w:r>
+        <w:spacing w:before="0" w:line="360" w:lineRule="auto"/>
+        <w:rPr>
+          <w:rFonts w:ascii="Times New Roman" w:hAnsi="Times New Roman" w:cs="Times New Roman"/>
+          <w:color w:val="auto"/>
+          <w:sz w:val="28"/>
+          <w:szCs w:val="28"/>
+        </w:rPr>
+      </w:pPr>
+      <w:r>
+        <w:rPr>
+          <w:rFonts w:ascii="Times New Roman" w:hAnsi="Times New Roman" w:cs="Times New Roman"/>
+          <w:color w:val="auto"/>
+          <w:sz w:val="28"/>
+          <w:szCs w:val="28"/>
+        </w:rPr>
         <w:t>Спосіб 4: Довірчий інтервал через t-критерій</w:t>
       </w:r>
     </w:p>
@@ -3203,14 +3761,25 @@
           <w:ilvl w:val="0"/>
           <w:numId w:val="10"/>
         </w:numPr>
-      </w:pPr>
-      <w:r>
+        <w:spacing w:before="0" w:beforeAutospacing="0" w:after="0" w:afterAutospacing="0" w:line="360" w:lineRule="auto"/>
+        <w:rPr>
+          <w:sz w:val="28"/>
+          <w:szCs w:val="28"/>
+        </w:rPr>
+      </w:pPr>
+      <w:r>
+        <w:rPr>
+          <w:sz w:val="28"/>
+          <w:szCs w:val="28"/>
+        </w:rPr>
         <w:t xml:space="preserve">Обрати </w:t>
       </w:r>
       <w:proofErr w:type="spellStart"/>
       <w:r>
         <w:rPr>
           <w:rStyle w:val="a3"/>
+          <w:sz w:val="28"/>
+          <w:szCs w:val="28"/>
         </w:rPr>
         <w:t>Анализ</w:t>
       </w:r>
@@ -3218,6 +3787,8 @@
       <w:r>
         <w:rPr>
           <w:rStyle w:val="a3"/>
+          <w:sz w:val="28"/>
+          <w:szCs w:val="28"/>
         </w:rPr>
         <w:t xml:space="preserve"> → </w:t>
       </w:r>
@@ -3225,6 +3796,8 @@
       <w:r>
         <w:rPr>
           <w:rStyle w:val="a3"/>
+          <w:sz w:val="28"/>
+          <w:szCs w:val="28"/>
         </w:rPr>
         <w:t>Сравнение</w:t>
       </w:r>
@@ -3232,6 +3805,8 @@
       <w:r>
         <w:rPr>
           <w:rStyle w:val="a3"/>
+          <w:sz w:val="28"/>
+          <w:szCs w:val="28"/>
         </w:rPr>
         <w:t xml:space="preserve"> </w:t>
       </w:r>
@@ -3239,6 +3814,8 @@
       <w:r>
         <w:rPr>
           <w:rStyle w:val="a3"/>
+          <w:sz w:val="28"/>
+          <w:szCs w:val="28"/>
         </w:rPr>
         <w:t>средних</w:t>
       </w:r>
@@ -3246,6 +3823,8 @@
       <w:r>
         <w:rPr>
           <w:rStyle w:val="a3"/>
+          <w:sz w:val="28"/>
+          <w:szCs w:val="28"/>
         </w:rPr>
         <w:t xml:space="preserve"> → </w:t>
       </w:r>
@@ -3253,6 +3832,8 @@
       <w:r>
         <w:rPr>
           <w:rStyle w:val="a3"/>
+          <w:sz w:val="28"/>
+          <w:szCs w:val="28"/>
         </w:rPr>
         <w:t>Одновыборочный</w:t>
       </w:r>
@@ -3260,6 +3841,8 @@
       <w:r>
         <w:rPr>
           <w:rStyle w:val="a3"/>
+          <w:sz w:val="28"/>
+          <w:szCs w:val="28"/>
         </w:rPr>
         <w:t xml:space="preserve"> t-</w:t>
       </w:r>
@@ -3267,6 +3850,8 @@
       <w:r>
         <w:rPr>
           <w:rStyle w:val="a3"/>
+          <w:sz w:val="28"/>
+          <w:szCs w:val="28"/>
         </w:rPr>
         <w:t>критерий</w:t>
       </w:r>
@@ -3274,6 +3859,8 @@
       <w:r>
         <w:rPr>
           <w:rStyle w:val="a3"/>
+          <w:sz w:val="28"/>
+          <w:szCs w:val="28"/>
         </w:rPr>
         <w:t>...</w:t>
       </w:r>
@@ -3285,18 +3872,33 @@
           <w:ilvl w:val="0"/>
           <w:numId w:val="10"/>
         </w:numPr>
-      </w:pPr>
-      <w:r>
+        <w:spacing w:before="0" w:beforeAutospacing="0" w:after="0" w:afterAutospacing="0" w:line="360" w:lineRule="auto"/>
+        <w:rPr>
+          <w:sz w:val="28"/>
+          <w:szCs w:val="28"/>
+        </w:rPr>
+      </w:pPr>
+      <w:r>
+        <w:rPr>
+          <w:sz w:val="28"/>
+          <w:szCs w:val="28"/>
+        </w:rPr>
         <w:t xml:space="preserve">Додати змінну </w:t>
       </w:r>
       <w:r>
         <w:rPr>
           <w:rStyle w:val="HTML"/>
-          <w:rFonts w:eastAsiaTheme="majorEastAsia"/>
+          <w:rFonts w:ascii="Times New Roman" w:eastAsiaTheme="majorEastAsia" w:hAnsi="Times New Roman" w:cs="Times New Roman"/>
+          <w:sz w:val="28"/>
+          <w:szCs w:val="28"/>
         </w:rPr>
         <w:t>Витрати</w:t>
       </w:r>
       <w:r>
+        <w:rPr>
+          <w:sz w:val="28"/>
+          <w:szCs w:val="28"/>
+        </w:rPr>
         <w:t xml:space="preserve"> у праве поле.</w:t>
       </w:r>
     </w:p>
@@ -3307,26 +3909,47 @@
           <w:ilvl w:val="0"/>
           <w:numId w:val="10"/>
         </w:numPr>
-      </w:pPr>
-      <w:r>
+        <w:spacing w:before="0" w:beforeAutospacing="0" w:after="0" w:afterAutospacing="0" w:line="360" w:lineRule="auto"/>
+        <w:rPr>
+          <w:sz w:val="28"/>
+          <w:szCs w:val="28"/>
+        </w:rPr>
+      </w:pPr>
+      <w:r>
+        <w:rPr>
+          <w:sz w:val="28"/>
+          <w:szCs w:val="28"/>
+        </w:rPr>
         <w:t xml:space="preserve">У </w:t>
       </w:r>
       <w:r>
         <w:rPr>
           <w:rStyle w:val="a3"/>
+          <w:sz w:val="28"/>
+          <w:szCs w:val="28"/>
         </w:rPr>
         <w:t>Параметрах</w:t>
       </w:r>
       <w:r>
+        <w:rPr>
+          <w:sz w:val="28"/>
+          <w:szCs w:val="28"/>
+        </w:rPr>
         <w:t xml:space="preserve"> задати рівень довіри, наприклад, </w:t>
       </w:r>
       <w:r>
         <w:rPr>
           <w:rStyle w:val="a3"/>
+          <w:sz w:val="28"/>
+          <w:szCs w:val="28"/>
         </w:rPr>
         <w:t>0.95</w:t>
       </w:r>
       <w:r>
+        <w:rPr>
+          <w:sz w:val="28"/>
+          <w:szCs w:val="28"/>
+        </w:rPr>
         <w:t>.</w:t>
       </w:r>
     </w:p>
@@ -3337,37 +3960,65 @@
           <w:ilvl w:val="0"/>
           <w:numId w:val="10"/>
         </w:numPr>
-      </w:pPr>
-      <w:r>
+        <w:spacing w:before="0" w:beforeAutospacing="0" w:after="0" w:afterAutospacing="0" w:line="360" w:lineRule="auto"/>
+        <w:rPr>
+          <w:sz w:val="28"/>
+          <w:szCs w:val="28"/>
+        </w:rPr>
+      </w:pPr>
+      <w:r>
+        <w:rPr>
+          <w:sz w:val="28"/>
+          <w:szCs w:val="28"/>
+        </w:rPr>
         <w:t xml:space="preserve">Натиснути </w:t>
       </w:r>
       <w:r>
         <w:rPr>
           <w:rStyle w:val="a3"/>
+          <w:sz w:val="28"/>
+          <w:szCs w:val="28"/>
         </w:rPr>
         <w:t>ОК</w:t>
       </w:r>
       <w:r>
+        <w:rPr>
+          <w:sz w:val="28"/>
+          <w:szCs w:val="28"/>
+        </w:rPr>
         <w:t>.</w:t>
       </w:r>
     </w:p>
     <w:p>
       <w:pPr>
         <w:pStyle w:val="a6"/>
+        <w:spacing w:before="0" w:beforeAutospacing="0" w:after="0" w:afterAutospacing="0" w:line="360" w:lineRule="auto"/>
+        <w:rPr>
+          <w:sz w:val="28"/>
+          <w:szCs w:val="28"/>
+        </w:rPr>
       </w:pPr>
       <w:r>
         <w:rPr>
           <w:rFonts w:ascii="Segoe UI Emoji" w:hAnsi="Segoe UI Emoji" w:cs="Segoe UI Emoji"/>
+          <w:sz w:val="28"/>
+          <w:szCs w:val="28"/>
         </w:rPr>
         <w:t>📸</w:t>
       </w:r>
       <w:r>
+        <w:rPr>
+          <w:sz w:val="28"/>
+          <w:szCs w:val="28"/>
+        </w:rPr>
         <w:t xml:space="preserve"> </w:t>
       </w:r>
       <w:r>
         <w:rPr>
           <w:rStyle w:val="a7"/>
           <w:rFonts w:eastAsiaTheme="majorEastAsia"/>
+          <w:sz w:val="28"/>
+          <w:szCs w:val="28"/>
         </w:rPr>
         <w:t xml:space="preserve">Скріншот діалогового вікна + скріншот результатів у </w:t>
       </w:r>
@@ -3376,6 +4027,8 @@
         <w:rPr>
           <w:rStyle w:val="a7"/>
           <w:rFonts w:eastAsiaTheme="majorEastAsia"/>
+          <w:sz w:val="28"/>
+          <w:szCs w:val="28"/>
         </w:rPr>
         <w:t>Output</w:t>
       </w:r>
@@ -3384,24 +4037,26 @@
         <w:rPr>
           <w:rStyle w:val="a7"/>
           <w:rFonts w:eastAsiaTheme="majorEastAsia"/>
+          <w:sz w:val="28"/>
+          <w:szCs w:val="28"/>
         </w:rPr>
         <w:t xml:space="preserve"> вставити тут</w:t>
       </w:r>
     </w:p>
     <w:p>
       <w:pPr>
-        <w:spacing w:before="100" w:beforeAutospacing="1" w:after="100" w:afterAutospacing="1" w:line="360" w:lineRule="auto"/>
-        <w:rPr>
-          <w:rFonts w:ascii="Times New Roman" w:eastAsia="Times New Roman" w:hAnsi="Times New Roman" w:cs="Times New Roman"/>
-          <w:sz w:val="28"/>
-          <w:szCs w:val="28"/>
-          <w:lang w:val="en-US" w:eastAsia="uk-UA"/>
-        </w:rPr>
-      </w:pPr>
-    </w:p>
-    <w:p>
-      <w:pPr>
-        <w:spacing w:line="360" w:lineRule="auto"/>
+        <w:spacing w:after="0" w:line="360" w:lineRule="auto"/>
+        <w:rPr>
+          <w:rFonts w:ascii="Times New Roman" w:eastAsia="Times New Roman" w:hAnsi="Times New Roman" w:cs="Times New Roman"/>
+          <w:sz w:val="28"/>
+          <w:szCs w:val="28"/>
+          <w:lang w:val="ru-RU" w:eastAsia="uk-UA"/>
+        </w:rPr>
+      </w:pPr>
+    </w:p>
+    <w:p>
+      <w:pPr>
+        <w:spacing w:after="0" w:line="360" w:lineRule="auto"/>
         <w:rPr>
           <w:rFonts w:ascii="Times New Roman" w:hAnsi="Times New Roman" w:cs="Times New Roman"/>
           <w:sz w:val="28"/>
